--- a/Advanced_RAG/Project_Architecture_Detailed.docx
+++ b/Advanced_RAG/Project_Architecture_Detailed.docx
@@ -4,19 +4,13 @@
   <w:body>
     <w:p>
       <w:pPr>
-        <w:pStyle w:val="Heading1"/>
-        <w:rPr>
-          <w:rFonts w:ascii="Times New Roman" w:eastAsia="Times New Roman" w:hAnsi="Times New Roman" w:cs="Times New Roman"/>
-          <w:color w:val="auto"/>
+        <w:pStyle w:val="Heading4"/>
+        <w:rPr>
           <w:sz w:val="42"/>
           <w:szCs w:val="42"/>
         </w:rPr>
       </w:pPr>
       <w:r>
-        <w:rPr>
-          <w:rFonts w:ascii="Times New Roman" w:eastAsia="Times New Roman" w:hAnsi="Times New Roman" w:cs="Times New Roman"/>
-          <w:color w:val="auto"/>
-        </w:rPr>
         <w:t>Advanced RAG Project - Detailed Architecture</w:t>
       </w:r>
     </w:p>
@@ -142,46 +136,92 @@
     </w:p>
     <w:p>
       <w:pPr>
-        <w:pStyle w:val="Heading2"/>
-        <w:rPr>
-          <w:rFonts w:ascii="Times New Roman" w:eastAsia="Times New Roman" w:hAnsi="Times New Roman" w:cs="Times New Roman"/>
+        <w:pStyle w:val="NormalWeb"/>
+      </w:pPr>
+      <w:r>
+        <w:rPr>
           <w:b/>
-          <w:color w:val="auto"/>
-        </w:rPr>
-      </w:pPr>
-      <w:r>
+        </w:rPr>
+        <w:t>2.. Project</w:t>
+      </w:r>
+      <w:r>
+        <w:rPr>
+          <w:b/>
+        </w:rPr>
+        <w:t xml:space="preserve"> flow</w:t>
+      </w:r>
+    </w:p>
+    <w:p>
+      <w:pPr>
         <w:rPr>
           <w:rFonts w:ascii="Times New Roman" w:hAnsi="Times New Roman" w:cs="Times New Roman"/>
-          <w:b/>
-          <w:color w:val="auto"/>
-        </w:rPr>
-        <w:t xml:space="preserve"> </w:t>
-      </w:r>
-      <w:r>
-        <w:rPr>
-          <w:rFonts w:ascii="Times New Roman" w:eastAsia="Times New Roman" w:hAnsi="Times New Roman" w:cs="Times New Roman"/>
-          <w:b/>
-          <w:color w:val="auto"/>
-        </w:rPr>
-        <w:t>2.. Project</w:t>
-      </w:r>
-      <w:r>
-        <w:rPr>
-          <w:rFonts w:ascii="Times New Roman" w:eastAsia="Times New Roman" w:hAnsi="Times New Roman" w:cs="Times New Roman"/>
-          <w:b/>
-          <w:color w:val="auto"/>
-        </w:rPr>
-        <w:t xml:space="preserve"> flow</w:t>
+        </w:rPr>
+      </w:pPr>
+      <w:r>
+        <w:rPr>
+          <w:rFonts w:ascii="Times New Roman" w:hAnsi="Times New Roman" w:cs="Times New Roman"/>
+          <w:noProof/>
+        </w:rPr>
+        <w:drawing>
+          <wp:inline distT="0" distB="0" distL="0" distR="0">
+            <wp:extent cx="5879951" cy="5493154"/>
+            <wp:effectExtent l="0" t="0" r="6985" b="0"/>
+            <wp:docPr id="1" name="Picture 1"/>
+            <wp:cNvGraphicFramePr>
+              <a:graphicFrameLocks xmlns:a="http://schemas.openxmlformats.org/drawingml/2006/main" noChangeAspect="1"/>
+            </wp:cNvGraphicFramePr>
+            <a:graphic xmlns:a="http://schemas.openxmlformats.org/drawingml/2006/main">
+              <a:graphicData uri="http://schemas.openxmlformats.org/drawingml/2006/picture">
+                <pic:pic xmlns:pic="http://schemas.openxmlformats.org/drawingml/2006/picture">
+                  <pic:nvPicPr>
+                    <pic:cNvPr id="1" name="advanced_rag_aws_architecture_detailed.png"/>
+                    <pic:cNvPicPr/>
+                  </pic:nvPicPr>
+                  <pic:blipFill>
+                    <a:blip r:embed="rId5" cstate="print">
+                      <a:extLst>
+                        <a:ext uri="{28A0092B-C50C-407E-A947-70E740481C1C}">
+                          <a14:useLocalDpi xmlns:a14="http://schemas.microsoft.com/office/drawing/2010/main" val="0"/>
+                        </a:ext>
+                      </a:extLst>
+                    </a:blip>
+                    <a:stretch>
+                      <a:fillRect/>
+                    </a:stretch>
+                  </pic:blipFill>
+                  <pic:spPr>
+                    <a:xfrm>
+                      <a:off x="0" y="0"/>
+                      <a:ext cx="5935838" cy="5545364"/>
+                    </a:xfrm>
+                    <a:prstGeom prst="rect">
+                      <a:avLst/>
+                    </a:prstGeom>
+                  </pic:spPr>
+                </pic:pic>
+              </a:graphicData>
+            </a:graphic>
+          </wp:inline>
+        </w:drawing>
       </w:r>
     </w:p>
     <w:p>
       <w:pPr>
         <w:pStyle w:val="NormalWeb"/>
-      </w:pPr>
-      <w:r>
         <w:rPr>
           <w:lang w:val="en-US"/>
         </w:rPr>
+      </w:pPr>
+    </w:p>
+    <w:p>
+      <w:pPr>
+        <w:pStyle w:val="NormalWeb"/>
+      </w:pPr>
+      <w:r>
+        <w:rPr>
+          <w:lang w:val="en-US"/>
+        </w:rPr>
+        <w:lastRenderedPageBreak/>
         <w:t xml:space="preserve">User uploads a </w:t>
       </w:r>
       <w:proofErr w:type="gramStart"/>
@@ -681,7 +721,6 @@
           <w:lang w:eastAsia="en-AE"/>
           <w14:ligatures w14:val="none"/>
         </w:rPr>
-        <w:lastRenderedPageBreak/>
         <w:t>How It Works</w:t>
       </w:r>
     </w:p>
@@ -1721,33 +1760,48 @@
         <w:pStyle w:val="NormalWeb"/>
       </w:pPr>
       <w:r>
+        <w:t xml:space="preserve">The system implements a </w:t>
+      </w:r>
+      <w:r>
+        <w:rPr>
+          <w:rStyle w:val="Strong"/>
+        </w:rPr>
+        <w:t>three-tier caching mechanism</w:t>
+      </w:r>
+      <w:r>
+        <w:t xml:space="preserve"> to reduce latency and improve response time. If a query does not match any of the cached results across the three tiers, it falls back to the </w:t>
+      </w:r>
+      <w:r>
+        <w:rPr>
+          <w:rStyle w:val="Strong"/>
+        </w:rPr>
+        <w:t>full Retrieval-Augmented Generation (RAG) pipeline</w:t>
+      </w:r>
+      <w:r>
+        <w:t>.</w:t>
+      </w:r>
+    </w:p>
+    <w:p>
+      <w:pPr>
+        <w:pStyle w:val="Heading4"/>
+      </w:pPr>
+    </w:p>
+    <w:p>
+      <w:pPr>
+        <w:pStyle w:val="Heading4"/>
+      </w:pPr>
+    </w:p>
+    <w:p>
+      <w:pPr>
+        <w:pStyle w:val="Heading4"/>
+      </w:pPr>
+    </w:p>
+    <w:p>
+      <w:pPr>
+        <w:pStyle w:val="Heading4"/>
+      </w:pPr>
+      <w:r>
         <w:lastRenderedPageBreak/>
-        <w:t xml:space="preserve">The system implements a </w:t>
-      </w:r>
-      <w:r>
-        <w:rPr>
-          <w:rStyle w:val="Strong"/>
-        </w:rPr>
-        <w:t>three-tier caching mechanism</w:t>
-      </w:r>
-      <w:r>
-        <w:t xml:space="preserve"> to reduce latency and improve response time. If a query does not match any of the cached results across the three tiers, it falls back to the </w:t>
-      </w:r>
-      <w:r>
-        <w:rPr>
-          <w:rStyle w:val="Strong"/>
-        </w:rPr>
-        <w:t>full Retrieval-Augmented Generation (RAG) pipeline</w:t>
-      </w:r>
-      <w:r>
-        <w:t>.</w:t>
-      </w:r>
-    </w:p>
-    <w:p>
-      <w:pPr>
-        <w:pStyle w:val="Heading4"/>
-      </w:pPr>
-      <w:r>
         <w:t>Cache Miss Flow</w:t>
       </w:r>
     </w:p>
@@ -2159,6 +2213,90 @@
           <w:szCs w:val="24"/>
           <w:lang w:eastAsia="en-AE"/>
           <w14:ligatures w14:val="none"/>
+        </w:rPr>
+      </w:pPr>
+    </w:p>
+    <w:p>
+      <w:pPr>
+        <w:pStyle w:val="Heading2"/>
+        <w:tabs>
+          <w:tab w:val="left" w:pos="916"/>
+          <w:tab w:val="left" w:pos="1832"/>
+          <w:tab w:val="left" w:pos="2748"/>
+          <w:tab w:val="left" w:pos="3664"/>
+          <w:tab w:val="left" w:pos="4580"/>
+          <w:tab w:val="left" w:pos="5496"/>
+          <w:tab w:val="left" w:pos="6412"/>
+          <w:tab w:val="left" w:pos="7328"/>
+          <w:tab w:val="left" w:pos="8244"/>
+          <w:tab w:val="left" w:pos="9160"/>
+          <w:tab w:val="left" w:pos="10076"/>
+          <w:tab w:val="left" w:pos="10992"/>
+          <w:tab w:val="left" w:pos="11908"/>
+          <w:tab w:val="left" w:pos="12824"/>
+          <w:tab w:val="left" w:pos="13740"/>
+          <w:tab w:val="left" w:pos="14656"/>
+        </w:tabs>
+        <w:rPr>
+          <w:rFonts w:ascii="Times New Roman" w:eastAsia="Times New Roman" w:hAnsi="Times New Roman" w:cs="Times New Roman"/>
+          <w:b/>
+          <w:color w:val="auto"/>
+        </w:rPr>
+      </w:pPr>
+    </w:p>
+    <w:p>
+      <w:pPr>
+        <w:pStyle w:val="Heading2"/>
+        <w:tabs>
+          <w:tab w:val="left" w:pos="916"/>
+          <w:tab w:val="left" w:pos="1832"/>
+          <w:tab w:val="left" w:pos="2748"/>
+          <w:tab w:val="left" w:pos="3664"/>
+          <w:tab w:val="left" w:pos="4580"/>
+          <w:tab w:val="left" w:pos="5496"/>
+          <w:tab w:val="left" w:pos="6412"/>
+          <w:tab w:val="left" w:pos="7328"/>
+          <w:tab w:val="left" w:pos="8244"/>
+          <w:tab w:val="left" w:pos="9160"/>
+          <w:tab w:val="left" w:pos="10076"/>
+          <w:tab w:val="left" w:pos="10992"/>
+          <w:tab w:val="left" w:pos="11908"/>
+          <w:tab w:val="left" w:pos="12824"/>
+          <w:tab w:val="left" w:pos="13740"/>
+          <w:tab w:val="left" w:pos="14656"/>
+        </w:tabs>
+        <w:rPr>
+          <w:rFonts w:ascii="Times New Roman" w:eastAsia="Times New Roman" w:hAnsi="Times New Roman" w:cs="Times New Roman"/>
+          <w:b/>
+          <w:color w:val="auto"/>
+        </w:rPr>
+      </w:pPr>
+    </w:p>
+    <w:p>
+      <w:pPr>
+        <w:pStyle w:val="Heading2"/>
+        <w:tabs>
+          <w:tab w:val="left" w:pos="916"/>
+          <w:tab w:val="left" w:pos="1832"/>
+          <w:tab w:val="left" w:pos="2748"/>
+          <w:tab w:val="left" w:pos="3664"/>
+          <w:tab w:val="left" w:pos="4580"/>
+          <w:tab w:val="left" w:pos="5496"/>
+          <w:tab w:val="left" w:pos="6412"/>
+          <w:tab w:val="left" w:pos="7328"/>
+          <w:tab w:val="left" w:pos="8244"/>
+          <w:tab w:val="left" w:pos="9160"/>
+          <w:tab w:val="left" w:pos="10076"/>
+          <w:tab w:val="left" w:pos="10992"/>
+          <w:tab w:val="left" w:pos="11908"/>
+          <w:tab w:val="left" w:pos="12824"/>
+          <w:tab w:val="left" w:pos="13740"/>
+          <w:tab w:val="left" w:pos="14656"/>
+        </w:tabs>
+        <w:rPr>
+          <w:rFonts w:ascii="Times New Roman" w:eastAsia="Times New Roman" w:hAnsi="Times New Roman" w:cs="Times New Roman"/>
+          <w:b/>
+          <w:color w:val="auto"/>
         </w:rPr>
       </w:pPr>
     </w:p>
@@ -3744,6 +3882,7 @@
                 <w:rStyle w:val="HTMLCode"/>
                 <w:rFonts w:ascii="Times New Roman" w:eastAsiaTheme="minorHAnsi" w:hAnsi="Times New Roman" w:cs="Times New Roman"/>
               </w:rPr>
+              <w:lastRenderedPageBreak/>
               <w:t>src/cache/embedding_cache.py</w:t>
             </w:r>
           </w:p>
@@ -4898,39 +5037,8 @@
           <w:rFonts w:ascii="Times New Roman" w:hAnsi="Times New Roman" w:cs="Times New Roman"/>
         </w:rPr>
       </w:pPr>
-      <w:r>
-        <w:rPr>
-          <w:rFonts w:ascii="Times New Roman" w:hAnsi="Times New Roman" w:cs="Times New Roman"/>
-        </w:rPr>
-        <w:t xml:space="preserve">  </w:t>
-      </w:r>
-    </w:p>
-    <w:p>
-      <w:pPr>
-        <w:pStyle w:val="Heading2"/>
-        <w:tabs>
-          <w:tab w:val="left" w:pos="916"/>
-          <w:tab w:val="left" w:pos="1832"/>
-          <w:tab w:val="left" w:pos="2748"/>
-          <w:tab w:val="left" w:pos="3664"/>
-          <w:tab w:val="left" w:pos="4580"/>
-          <w:tab w:val="left" w:pos="5496"/>
-          <w:tab w:val="left" w:pos="6412"/>
-          <w:tab w:val="left" w:pos="7328"/>
-          <w:tab w:val="left" w:pos="8244"/>
-          <w:tab w:val="left" w:pos="9160"/>
-          <w:tab w:val="left" w:pos="10076"/>
-          <w:tab w:val="left" w:pos="10992"/>
-          <w:tab w:val="left" w:pos="11908"/>
-          <w:tab w:val="left" w:pos="12824"/>
-          <w:tab w:val="left" w:pos="13740"/>
-          <w:tab w:val="left" w:pos="14656"/>
-        </w:tabs>
-        <w:rPr>
-          <w:rFonts w:ascii="Times New Roman" w:eastAsia="Times New Roman" w:hAnsi="Times New Roman" w:cs="Times New Roman"/>
-          <w:color w:val="auto"/>
-        </w:rPr>
-      </w:pPr>
+      <w:bookmarkStart w:id="0" w:name="_GoBack"/>
+      <w:bookmarkEnd w:id="0"/>
     </w:p>
     <w:p>
       <w:pPr>
@@ -6375,8 +6483,6 @@
         </w:rPr>
         <w:t>.</w:t>
       </w:r>
-      <w:bookmarkStart w:id="0" w:name="_GoBack"/>
-      <w:bookmarkEnd w:id="0"/>
     </w:p>
     <w:sectPr>
       <w:pgSz w:w="11906" w:h="16838"/>
@@ -7911,51 +8017,15 @@
   </w:num>
   <w:num w:numId="5">
     <w:abstractNumId w:val="0"/>
-    <w:lvlOverride w:ilvl="0"/>
-    <w:lvlOverride w:ilvl="1"/>
-    <w:lvlOverride w:ilvl="2"/>
-    <w:lvlOverride w:ilvl="3"/>
-    <w:lvlOverride w:ilvl="4"/>
-    <w:lvlOverride w:ilvl="5"/>
-    <w:lvlOverride w:ilvl="6"/>
-    <w:lvlOverride w:ilvl="7"/>
-    <w:lvlOverride w:ilvl="8"/>
   </w:num>
   <w:num w:numId="6">
     <w:abstractNumId w:val="10"/>
-    <w:lvlOverride w:ilvl="0"/>
-    <w:lvlOverride w:ilvl="1"/>
-    <w:lvlOverride w:ilvl="2"/>
-    <w:lvlOverride w:ilvl="3"/>
-    <w:lvlOverride w:ilvl="4"/>
-    <w:lvlOverride w:ilvl="5"/>
-    <w:lvlOverride w:ilvl="6"/>
-    <w:lvlOverride w:ilvl="7"/>
-    <w:lvlOverride w:ilvl="8"/>
   </w:num>
   <w:num w:numId="7">
     <w:abstractNumId w:val="2"/>
-    <w:lvlOverride w:ilvl="0"/>
-    <w:lvlOverride w:ilvl="1"/>
-    <w:lvlOverride w:ilvl="2"/>
-    <w:lvlOverride w:ilvl="3"/>
-    <w:lvlOverride w:ilvl="4"/>
-    <w:lvlOverride w:ilvl="5"/>
-    <w:lvlOverride w:ilvl="6"/>
-    <w:lvlOverride w:ilvl="7"/>
-    <w:lvlOverride w:ilvl="8"/>
   </w:num>
   <w:num w:numId="8">
     <w:abstractNumId w:val="4"/>
-    <w:lvlOverride w:ilvl="0"/>
-    <w:lvlOverride w:ilvl="1"/>
-    <w:lvlOverride w:ilvl="2"/>
-    <w:lvlOverride w:ilvl="3"/>
-    <w:lvlOverride w:ilvl="4"/>
-    <w:lvlOverride w:ilvl="5"/>
-    <w:lvlOverride w:ilvl="6"/>
-    <w:lvlOverride w:ilvl="7"/>
-    <w:lvlOverride w:ilvl="8"/>
   </w:num>
   <w:num w:numId="9">
     <w:abstractNumId w:val="3"/>
@@ -8506,7 +8576,6 @@
     <w:name w:val="Normal (Web)"/>
     <w:basedOn w:val="Normal"/>
     <w:uiPriority w:val="99"/>
-    <w:semiHidden/>
     <w:unhideWhenUsed/>
     <w:rsid w:val="000634DA"/>
     <w:pPr>
@@ -8596,7 +8665,6 @@
     <w:basedOn w:val="Normal"/>
     <w:link w:val="HTMLPreformattedChar"/>
     <w:uiPriority w:val="99"/>
-    <w:semiHidden/>
     <w:unhideWhenUsed/>
     <w:rsid w:val="004A57B2"/>
     <w:pPr>
@@ -8641,7 +8709,6 @@
     <w:basedOn w:val="DefaultParagraphFont"/>
     <w:link w:val="HTMLPreformatted"/>
     <w:uiPriority w:val="99"/>
-    <w:semiHidden/>
     <w:rsid w:val="004A57B2"/>
     <w:rPr>
       <w:rFonts w:ascii="Courier New" w:eastAsiaTheme="minorEastAsia" w:hAnsi="Courier New" w:cs="Courier New"/>
@@ -8651,6 +8718,40 @@
       <w:shd w:val="clear" w:color="auto" w:fill="F7F9FB"/>
       <w:lang w:eastAsia="en-AE"/>
       <w14:ligatures w14:val="none"/>
+    </w:rPr>
+  </w:style>
+  <w:style w:type="paragraph" w:styleId="Title">
+    <w:name w:val="Title"/>
+    <w:basedOn w:val="Normal"/>
+    <w:next w:val="Normal"/>
+    <w:link w:val="TitleChar"/>
+    <w:uiPriority w:val="10"/>
+    <w:qFormat/>
+    <w:rsid w:val="00E17B57"/>
+    <w:pPr>
+      <w:spacing w:after="0" w:line="240" w:lineRule="auto"/>
+      <w:contextualSpacing/>
+    </w:pPr>
+    <w:rPr>
+      <w:rFonts w:asciiTheme="majorHAnsi" w:eastAsiaTheme="majorEastAsia" w:hAnsiTheme="majorHAnsi" w:cstheme="majorBidi"/>
+      <w:spacing w:val="-10"/>
+      <w:kern w:val="28"/>
+      <w:sz w:val="56"/>
+      <w:szCs w:val="56"/>
+    </w:rPr>
+  </w:style>
+  <w:style w:type="character" w:customStyle="1" w:styleId="TitleChar">
+    <w:name w:val="Title Char"/>
+    <w:basedOn w:val="DefaultParagraphFont"/>
+    <w:link w:val="Title"/>
+    <w:uiPriority w:val="10"/>
+    <w:rsid w:val="00E17B57"/>
+    <w:rPr>
+      <w:rFonts w:asciiTheme="majorHAnsi" w:eastAsiaTheme="majorEastAsia" w:hAnsiTheme="majorHAnsi" w:cstheme="majorBidi"/>
+      <w:spacing w:val="-10"/>
+      <w:kern w:val="28"/>
+      <w:sz w:val="56"/>
+      <w:szCs w:val="56"/>
     </w:rPr>
   </w:style>
 </w:styles>
